--- a/docs/rgpd/Referentiel-durees-conservation-BUUPP.docx
+++ b/docs/rgpd/Referentiel-durees-conservation-BUUPP.docx
@@ -21,7 +21,6 @@
       </w:pPr>
       <w:r>
         <w:rPr>
-          <w:color w:val="0F172A"/>
           <w:sz w:val="32"/>
         </w:rPr>
         <w:t>Référentiel des durées de conservation</w:t>
@@ -63,18 +62,14 @@
         <w:t>Version : 14/06/2026</w:t>
       </w:r>
     </w:p>
-    <w:p/>
     <w:p>
-      <w:pPr>
-        <w:spacing w:after="200"/>
-      </w:pPr>
       <w:r>
         <w:rPr>
           <w:i/>
           <w:color w:val="B45309"/>
           <w:sz w:val="17"/>
         </w:rPr>
-        <w:t>Document de travail ancré sur le système en production (politique de confidentialité publiée, base de données, code source). Les arbitrages juridiques (bases légales, durées, désignation du DPO) doivent être validés par le DPO / le conseil juridique. Les champs marqués « [À COMPLÉTER] » requièrent une décision du responsable de traitement.</w:t>
+        <w:t>Document de travail ancré sur le système en production (politique de confidentialité publiée, base de données, code source). Les arbitrages juridiques (bases légales, durées, désignation du DPO) doivent être validés par le DPO / le conseil juridique. Les champs marqués « [À COMPLÉTER] » requièrent une décision du responsable de traitement. Ce document ne constitue pas un avis juridique.</w:t>
       </w:r>
     </w:p>
     <w:p>
@@ -94,9 +89,6 @@
       </w:r>
     </w:p>
     <w:p>
-      <w:pPr>
-        <w:spacing w:after="120"/>
-      </w:pPr>
       <w:r>
         <w:rPr>
           <w:b w:val="0"/>
@@ -118,7 +110,7 @@
         <w:pStyle w:val="ListBullet"/>
       </w:pPr>
       <w:r>
-        <w:t>puis, le cas échéant, en ARCHIVAGE INTERMÉDIAIRE (accès restreint) pour répondre à une obligation légale ou à un besoin de preuve (contentieux) ;</w:t>
+        <w:t>puis, le cas échéant, en ARCHIVAGE INTERMÉDIAIRE (accès restreint) pour une obligation légale ou un besoin de preuve ;</w:t>
       </w:r>
     </w:p>
     <w:p>
@@ -130,16 +122,13 @@
       </w:r>
     </w:p>
     <w:p>
-      <w:pPr>
-        <w:spacing w:after="120"/>
-      </w:pPr>
       <w:r>
         <w:rPr>
           <w:b w:val="0"/>
           <w:i/>
           <w:sz w:val="18"/>
         </w:rPr>
-        <w:t>Les durées ci-dessous reprennent la politique de confidentialité publiée de BUUPP et les recommandations / obligations applicables (CNIL, Code de commerce, CGI, LCEN). Les durées non encore arbitrées sont marquées [À COMPLÉTER].</w:t>
+        <w:t>Les durées reprennent la politique de confidentialité publiée et les recommandations / obligations applicables (CNIL, Code de commerce, CGI, LCEN).</w:t>
       </w:r>
     </w:p>
     <w:p>
@@ -247,7 +236,7 @@
               <w:rPr>
                 <w:sz w:val="16"/>
               </w:rPr>
-              <w:t>Durée du compte (relation contractuelle)</w:t>
+              <w:t>Durée du compte</w:t>
             </w:r>
           </w:p>
         </w:tc>
@@ -273,7 +262,7 @@
               <w:rPr>
                 <w:sz w:val="16"/>
               </w:rPr>
-              <w:t>Nécessité au contrat (CNIL : pas au-delà du nécessaire)</w:t>
+              <w:t>Nécessité au contrat (CNIL)</w:t>
             </w:r>
           </w:p>
         </w:tc>
@@ -327,7 +316,7 @@
               <w:rPr>
                 <w:sz w:val="16"/>
               </w:rPr>
-              <w:t>Consentement (art. 6.1.a) ; minimisation</w:t>
+              <w:t>Consentement (6.1.a) ; minimisation</w:t>
             </w:r>
           </w:p>
         </w:tc>
@@ -381,7 +370,7 @@
               <w:rPr>
                 <w:sz w:val="16"/>
               </w:rPr>
-              <w:t>Art. L.123-22 Code de commerce (compta) ; LPF L.102 B</w:t>
+              <w:t>Art. L.123-22 Code de commerce ; LPF L.102 B</w:t>
             </w:r>
           </w:p>
         </w:tc>
@@ -422,7 +411,7 @@
               <w:rPr>
                 <w:sz w:val="16"/>
               </w:rPr>
-              <w:t>6 ans à compter de la fin de l'exercice</w:t>
+              <w:t>6 ans après la fin de l'exercice</w:t>
             </w:r>
           </w:p>
         </w:tc>
@@ -463,7 +452,7 @@
               <w:rPr>
                 <w:sz w:val="16"/>
               </w:rPr>
-              <w:t>Durée du compte (besoin pour les retraits)</w:t>
+              <w:t>Durée du compte</w:t>
             </w:r>
           </w:p>
         </w:tc>
@@ -476,7 +465,7 @@
               <w:rPr>
                 <w:sz w:val="16"/>
               </w:rPr>
-              <w:t>Supprimé à la clôture ; preuve de paiement via pièce comptable</w:t>
+              <w:t>Supprimé à la clôture ; preuve via pièce comptable</w:t>
             </w:r>
           </w:p>
         </w:tc>
@@ -489,7 +478,7 @@
               <w:rPr>
                 <w:sz w:val="16"/>
               </w:rPr>
-              <w:t>CNIL : données bancaires conservées le temps de la prestation</w:t>
+              <w:t>CNIL : données bancaires = temps de la prestation</w:t>
             </w:r>
           </w:p>
         </w:tc>
@@ -558,7 +547,7 @@
               <w:rPr>
                 <w:sz w:val="16"/>
               </w:rPr>
-              <w:t>Journal d'audit des révélations (pro_contact_reveals)</w:t>
+              <w:t>Journal des révélations (pro_contact_reveals)</w:t>
             </w:r>
           </w:p>
         </w:tc>
@@ -584,7 +573,7 @@
               <w:rPr>
                 <w:sz w:val="16"/>
               </w:rPr>
-              <w:t>24 mois puis purge automatique quotidienne</w:t>
+              <w:t>24 mois puis purge quotidienne</w:t>
             </w:r>
           </w:p>
         </w:tc>
@@ -597,7 +586,7 @@
               <w:rPr>
                 <w:sz w:val="16"/>
               </w:rPr>
-              <w:t>Accountability (art. 5.2) ; durée validée — à confirmer DPO</w:t>
+              <w:t>Accountability (art. 5.2) — durée validée</w:t>
             </w:r>
           </w:p>
         </w:tc>
@@ -705,7 +694,7 @@
               <w:rPr>
                 <w:sz w:val="16"/>
               </w:rPr>
-              <w:t>CNIL recommande ~6 mois ; LCEN (données de connexion) jusqu'à 1 an</w:t>
+              <w:t>CNIL ~6 mois ; LCEN (données de connexion) jusqu'à 1 an</w:t>
             </w:r>
           </w:p>
         </w:tc>
@@ -759,7 +748,7 @@
               <w:rPr>
                 <w:sz w:val="16"/>
               </w:rPr>
-              <w:t>Audit anti-spam / détection d'abus (intérêt légitime)</w:t>
+              <w:t>Audit anti-spam (intérêt légitime)</w:t>
             </w:r>
           </w:p>
         </w:tc>
@@ -787,7 +776,7 @@
               <w:rPr>
                 <w:sz w:val="16"/>
               </w:rPr>
-              <w:t>—</w:t>
+              <w:t>Consentement</w:t>
             </w:r>
           </w:p>
         </w:tc>
@@ -813,7 +802,7 @@
               <w:rPr>
                 <w:sz w:val="16"/>
               </w:rPr>
-              <w:t>Consentement ; aligné durée traceur CNIL</w:t>
+              <w:t>Aligné durée traceur CNIL</w:t>
             </w:r>
           </w:p>
         </w:tc>
@@ -867,7 +856,7 @@
               <w:rPr>
                 <w:sz w:val="16"/>
               </w:rPr>
-              <w:t>Anti-bot (intérêt légitime) ; IP pseudonymisée (hash salé)</w:t>
+              <w:t>Anti-bot ; IP pseudonymisée (hash salé)</w:t>
             </w:r>
           </w:p>
         </w:tc>
@@ -882,7 +871,7 @@
               <w:rPr>
                 <w:sz w:val="16"/>
               </w:rPr>
-              <w:t>E-mails de prospection (waitlist/contact non client)</w:t>
+              <w:t>E-mails de prospection (non client)</w:t>
             </w:r>
           </w:p>
         </w:tc>
@@ -921,7 +910,7 @@
               <w:rPr>
                 <w:sz w:val="16"/>
               </w:rPr>
-              <w:t>Recommandation CNIL — prospection commerciale</w:t>
+              <w:t>Recommandation CNIL — prospection</w:t>
             </w:r>
           </w:p>
         </w:tc>
@@ -962,7 +951,7 @@
               <w:rPr>
                 <w:sz w:val="16"/>
               </w:rPr>
-              <w:t>Traceur ≤ 13 mois ; informations collectées ≤ 25 mois</w:t>
+              <w:t>Traceur ≤ 13 mois ; infos ≤ 25 mois</w:t>
             </w:r>
           </w:p>
         </w:tc>
@@ -1029,7 +1018,7 @@
               <w:rPr>
                 <w:sz w:val="16"/>
               </w:rPr>
-              <w:t>Exemptée de consentement si conforme aux conditions CNIL</w:t>
+              <w:t>Exemptée de consentement si conforme CNIL</w:t>
             </w:r>
           </w:p>
         </w:tc>
@@ -1057,7 +1046,7 @@
               <w:rPr>
                 <w:sz w:val="16"/>
               </w:rPr>
-              <w:t>Le temps du traitement de la demande</w:t>
+              <w:t>Le temps du traitement</w:t>
             </w:r>
           </w:p>
         </w:tc>
@@ -1070,7 +1059,7 @@
               <w:rPr>
                 <w:sz w:val="16"/>
               </w:rPr>
-              <w:t>Durée de preuve (ex. 1 an au-delà du dernier échange)</w:t>
+              <w:t>Durée de preuve. [À COMPLÉTER]</w:t>
             </w:r>
           </w:p>
         </w:tc>
@@ -1083,7 +1072,7 @@
               <w:rPr>
                 <w:sz w:val="16"/>
               </w:rPr>
-              <w:t>Obligation légale (art. 12 RGPD) ; [À COMPLÉTER]</w:t>
+              <w:t>Obligation légale (art. 12 RGPD)</w:t>
             </w:r>
           </w:p>
         </w:tc>
@@ -1098,7 +1087,7 @@
               <w:rPr>
                 <w:sz w:val="16"/>
               </w:rPr>
-              <w:t>Journal d'événements administrateur (admin_events)</w:t>
+              <w:t>Journal d'événements admin (admin_events)</w:t>
             </w:r>
           </w:p>
         </w:tc>
@@ -1159,7 +1148,7 @@
         <w:pStyle w:val="ListBullet"/>
       </w:pPr>
       <w:r>
-        <w:t>Journal des révélations : purge quotidienne automatisée (lib/pro/reveals-retention.ts, cron /api/admin/digest), durée 24 mois.</w:t>
+        <w:t>Journal des révélations : purge quotidienne (lib/pro/reveals-retention.ts, cron /api/admin/digest), 24 mois.</w:t>
       </w:r>
     </w:p>
     <w:p>
@@ -1167,7 +1156,7 @@
         <w:pStyle w:val="ListBullet"/>
       </w:pPr>
       <w:r>
-        <w:t>Bascule de durées de conservation CNIL (réinitialisations) : pilotée par cron + configuration (lib/cnil/bascule.ts).</w:t>
+        <w:t>Bascule de durées CNIL : cron + configuration (lib/cnil/bascule.ts).</w:t>
       </w:r>
     </w:p>
     <w:p>
@@ -1175,13 +1164,10 @@
         <w:pStyle w:val="ListBullet"/>
       </w:pPr>
       <w:r>
-        <w:t>Effacement à la clôture de compte : suppression des données identifiantes, conservation des transactions en archive comptable (10 ans).</w:t>
+        <w:t>Effacement à la clôture : suppression des données identifiantes, archivage comptable des transactions (10 ans).</w:t>
       </w:r>
     </w:p>
     <w:p>
-      <w:pPr>
-        <w:spacing w:after="120"/>
-      </w:pPr>
       <w:r>
         <w:rPr>
           <w:b w:val="0"/>
@@ -1189,7 +1175,7 @@
           <w:color w:val="B45309"/>
           <w:sz w:val="18"/>
         </w:rPr>
-        <w:t>Points à finaliser : automatiser la purge des e-mails de prospection à 3 ans, des logs à 12 mois et du tracking pixel à 13 mois si non encore planifié ; arbitrer la durée de conservation des demandes DPO. [À COMPLÉTER]</w:t>
+        <w:t>À finaliser : automatiser la purge des e-mails de prospection (3 ans), des logs (12 mois) et du tracking pixel (13 mois) si non planifiée ; arbitrer la durée des demandes DPO. [À COMPLÉTER]</w:t>
       </w:r>
     </w:p>
     <w:sectPr>
